--- a/templates/HQE_stabilità_dip.docx
+++ b/templates/HQE_stabilità_dip.docx
@@ -78,10 +78,30 @@
           <w:bCs/>
           <w:sz w:val="22"/>
           <w:szCs w:val="22"/>
+        </w:rPr>
+        <w:t>{{</w:t>
+      </w:r>
+      <w:r>
+        <w:rPr>
+          <w:rFonts w:ascii="Bookman Old Style" w:hAnsi="Bookman Old Style"/>
+          <w:b/>
+          <w:bCs/>
+          <w:sz w:val="22"/>
+          <w:szCs w:val="22"/>
           <w:highlight w:val="yellow"/>
         </w:rPr>
         <w:t>BAGGIO ROBERTO</w:t>
       </w:r>
+      <w:r>
+        <w:rPr>
+          <w:rFonts w:ascii="Bookman Old Style" w:hAnsi="Bookman Old Style"/>
+          <w:b/>
+          <w:bCs/>
+          <w:sz w:val="22"/>
+          <w:szCs w:val="22"/>
+        </w:rPr>
+        <w:t>}}</w:t>
+      </w:r>
     </w:p>
     <w:p>
       <w:pPr>
@@ -132,6 +152,14 @@
           <w:rFonts w:ascii="Bookman Old Style" w:hAnsi="Bookman Old Style"/>
           <w:sz w:val="22"/>
           <w:szCs w:val="22"/>
+        </w:rPr>
+        <w:t>{{</w:t>
+      </w:r>
+      <w:r>
+        <w:rPr>
+          <w:rFonts w:ascii="Bookman Old Style" w:hAnsi="Bookman Old Style"/>
+          <w:sz w:val="22"/>
+          <w:szCs w:val="22"/>
           <w:highlight w:val="yellow"/>
         </w:rPr>
         <w:t>03</w:t>
@@ -171,6 +199,14 @@
           <w:highlight w:val="yellow"/>
         </w:rPr>
         <w:t>6</w:t>
+      </w:r>
+      <w:r>
+        <w:rPr>
+          <w:rFonts w:ascii="Bookman Old Style" w:hAnsi="Bookman Old Style"/>
+          <w:sz w:val="22"/>
+          <w:szCs w:val="22"/>
+        </w:rPr>
+        <w:t>}}</w:t>
       </w:r>
     </w:p>
     <w:p>
@@ -262,6 +298,14 @@
           <w:rFonts w:ascii="Bookman Old Style" w:hAnsi="Bookman Old Style"/>
           <w:sz w:val="22"/>
           <w:szCs w:val="22"/>
+        </w:rPr>
+        <w:t>{{</w:t>
+      </w:r>
+      <w:r>
+        <w:rPr>
+          <w:rFonts w:ascii="Bookman Old Style" w:hAnsi="Bookman Old Style"/>
+          <w:sz w:val="22"/>
+          <w:szCs w:val="22"/>
           <w:highlight w:val="yellow"/>
         </w:rPr>
         <w:t>due</w:t>
@@ -281,6 +325,14 @@
           <w:sz w:val="22"/>
           <w:szCs w:val="22"/>
         </w:rPr>
+        <w:t>}}</w:t>
+      </w:r>
+      <w:r>
+        <w:rPr>
+          <w:rFonts w:ascii="Bookman Old Style" w:hAnsi="Bookman Old Style"/>
+          <w:sz w:val="22"/>
+          <w:szCs w:val="22"/>
+        </w:rPr>
         <w:t xml:space="preserve"> a </w:t>
       </w:r>
       <w:r>
@@ -296,6 +348,14 @@
           <w:rFonts w:ascii="Bookman Old Style" w:hAnsi="Bookman Old Style"/>
           <w:sz w:val="22"/>
           <w:szCs w:val="22"/>
+        </w:rPr>
+        <w:t>{{</w:t>
+      </w:r>
+      <w:r>
+        <w:rPr>
+          <w:rFonts w:ascii="Bookman Old Style" w:hAnsi="Bookman Old Style"/>
+          <w:sz w:val="22"/>
+          <w:szCs w:val="22"/>
           <w:highlight w:val="yellow"/>
         </w:rPr>
         <w:t>1.</w:t>
@@ -326,6 +386,14 @@
           <w:highlight w:val="yellow"/>
         </w:rPr>
         <w:t>6</w:t>
+      </w:r>
+      <w:r>
+        <w:rPr>
+          <w:rFonts w:ascii="Bookman Old Style" w:hAnsi="Bookman Old Style"/>
+          <w:sz w:val="22"/>
+          <w:szCs w:val="22"/>
+        </w:rPr>
+        <w:t>}}</w:t>
       </w:r>
       <w:r>
         <w:rPr>
@@ -363,7 +431,25 @@
           <w:sz w:val="22"/>
           <w:szCs w:val="22"/>
         </w:rPr>
-        <w:t>Quale corrispettivo da parte Sua dell’obbligo di garantire la stabilità del rapporto di lavoro, per tutta la durata di tale impegno la Società si obbliga a corrisponderLe l’importo</w:t>
+        <w:t xml:space="preserve">Quale corrispettivo da parte Sua dell’obbligo di garantire la stabilità del rapporto di lavoro, per tutta la durata di tale impegno la Società si obbliga a </w:t>
+      </w:r>
+      <w:proofErr w:type="spellStart"/>
+      <w:r>
+        <w:rPr>
+          <w:rFonts w:ascii="Bookman Old Style" w:hAnsi="Bookman Old Style"/>
+          <w:sz w:val="22"/>
+          <w:szCs w:val="22"/>
+        </w:rPr>
+        <w:t>corrisponderLe</w:t>
+      </w:r>
+      <w:proofErr w:type="spellEnd"/>
+      <w:r>
+        <w:rPr>
+          <w:rFonts w:ascii="Bookman Old Style" w:hAnsi="Bookman Old Style"/>
+          <w:sz w:val="22"/>
+          <w:szCs w:val="22"/>
+        </w:rPr>
+        <w:t xml:space="preserve"> l’importo</w:t>
       </w:r>
       <w:r>
         <w:rPr>
@@ -394,6 +480,14 @@
           <w:rFonts w:ascii="Bookman Old Style" w:hAnsi="Bookman Old Style"/>
           <w:sz w:val="22"/>
           <w:szCs w:val="22"/>
+        </w:rPr>
+        <w:t>{{</w:t>
+      </w:r>
+      <w:r>
+        <w:rPr>
+          <w:rFonts w:ascii="Bookman Old Style" w:hAnsi="Bookman Old Style"/>
+          <w:sz w:val="22"/>
+          <w:szCs w:val="22"/>
           <w:highlight w:val="yellow"/>
         </w:rPr>
         <w:t>0</w:t>
@@ -433,6 +527,14 @@
           <w:highlight w:val="yellow"/>
         </w:rPr>
         <w:t>0,00 lordi annui</w:t>
+      </w:r>
+      <w:r>
+        <w:rPr>
+          <w:rFonts w:ascii="Bookman Old Style" w:hAnsi="Bookman Old Style"/>
+          <w:sz w:val="22"/>
+          <w:szCs w:val="22"/>
+        </w:rPr>
+        <w:t>}}</w:t>
       </w:r>
       <w:r>
         <w:rPr>
@@ -641,6 +743,14 @@
           <w:rFonts w:ascii="Bookman Old Style" w:hAnsi="Bookman Old Style"/>
           <w:sz w:val="22"/>
           <w:szCs w:val="22"/>
+        </w:rPr>
+        <w:t>{{</w:t>
+      </w:r>
+      <w:r>
+        <w:rPr>
+          <w:rFonts w:ascii="Bookman Old Style" w:hAnsi="Bookman Old Style"/>
+          <w:sz w:val="22"/>
+          <w:szCs w:val="22"/>
           <w:highlight w:val="yellow"/>
         </w:rPr>
         <w:t xml:space="preserve">Euro </w:t>
@@ -680,6 +790,14 @@
           <w:highlight w:val="yellow"/>
         </w:rPr>
         <w:t>00,00 al lordo fiscale</w:t>
+      </w:r>
+      <w:r>
+        <w:rPr>
+          <w:rFonts w:ascii="Bookman Old Style" w:hAnsi="Bookman Old Style"/>
+          <w:sz w:val="22"/>
+          <w:szCs w:val="22"/>
+        </w:rPr>
+        <w:t>}}</w:t>
       </w:r>
       <w:r>
         <w:rPr>
@@ -713,6 +831,14 @@
           <w:rFonts w:ascii="Bookman Old Style" w:hAnsi="Bookman Old Style"/>
           <w:sz w:val="22"/>
           <w:szCs w:val="22"/>
+        </w:rPr>
+        <w:t>{{</w:t>
+      </w:r>
+      <w:r>
+        <w:rPr>
+          <w:rFonts w:ascii="Bookman Old Style" w:hAnsi="Bookman Old Style"/>
+          <w:sz w:val="22"/>
+          <w:szCs w:val="22"/>
           <w:highlight w:val="yellow"/>
         </w:rPr>
         <w:t xml:space="preserve">Euro </w:t>
@@ -752,6 +878,14 @@
           <w:highlight w:val="yellow"/>
         </w:rPr>
         <w:t>00,00 al lordo fiscale</w:t>
+      </w:r>
+      <w:r>
+        <w:rPr>
+          <w:rFonts w:ascii="Bookman Old Style" w:hAnsi="Bookman Old Style"/>
+          <w:sz w:val="22"/>
+          <w:szCs w:val="22"/>
+        </w:rPr>
+        <w:t>}}</w:t>
       </w:r>
       <w:r>
         <w:rPr>
@@ -777,6 +911,14 @@
           <w:rFonts w:ascii="Bookman Old Style" w:hAnsi="Bookman Old Style"/>
           <w:sz w:val="22"/>
           <w:szCs w:val="22"/>
+        </w:rPr>
+        <w:t>{{</w:t>
+      </w:r>
+      <w:r>
+        <w:rPr>
+          <w:rFonts w:ascii="Bookman Old Style" w:hAnsi="Bookman Old Style"/>
+          <w:sz w:val="22"/>
+          <w:szCs w:val="22"/>
           <w:highlight w:val="yellow"/>
         </w:rPr>
         <w:t xml:space="preserve">Euro </w:t>
@@ -798,6 +940,14 @@
           <w:highlight w:val="yellow"/>
         </w:rPr>
         <w:t>00,00 al lordo fiscale</w:t>
+      </w:r>
+      <w:r>
+        <w:rPr>
+          <w:rFonts w:ascii="Bookman Old Style" w:hAnsi="Bookman Old Style"/>
+          <w:sz w:val="22"/>
+          <w:szCs w:val="22"/>
+        </w:rPr>
+        <w:t>}}</w:t>
       </w:r>
       <w:r>
         <w:rPr>
@@ -914,13 +1064,23 @@
           <w:szCs w:val="22"/>
         </w:rPr>
       </w:pPr>
-      <w:r>
-        <w:rPr>
-          <w:rFonts w:ascii="Bookman Old Style" w:hAnsi="Bookman Old Style"/>
-          <w:sz w:val="22"/>
-          <w:szCs w:val="22"/>
-        </w:rPr>
-        <w:t xml:space="preserve">Nell’augurarLe una proficua e reciproca collaborazione, La preghiamo di renderci copia della presente firmata in segno di benestare ed accettazione. </w:t>
+      <w:proofErr w:type="spellStart"/>
+      <w:r>
+        <w:rPr>
+          <w:rFonts w:ascii="Bookman Old Style" w:hAnsi="Bookman Old Style"/>
+          <w:sz w:val="22"/>
+          <w:szCs w:val="22"/>
+        </w:rPr>
+        <w:t>Nell’augurarLe</w:t>
+      </w:r>
+      <w:proofErr w:type="spellEnd"/>
+      <w:r>
+        <w:rPr>
+          <w:rFonts w:ascii="Bookman Old Style" w:hAnsi="Bookman Old Style"/>
+          <w:sz w:val="22"/>
+          <w:szCs w:val="22"/>
+        </w:rPr>
+        <w:t xml:space="preserve"> una proficua e reciproca collaborazione, La preghiamo di renderci copia della presente firmata in segno di benestare ed accettazione. </w:t>
       </w:r>
     </w:p>
     <w:p>
@@ -1074,9 +1234,25 @@
           <w:rFonts w:ascii="Bookman Old Style" w:hAnsi="Bookman Old Style"/>
           <w:sz w:val="22"/>
           <w:szCs w:val="22"/>
+        </w:rPr>
+        <w:t>{{</w:t>
+      </w:r>
+      <w:r>
+        <w:rPr>
+          <w:rFonts w:ascii="Bookman Old Style" w:hAnsi="Bookman Old Style"/>
+          <w:sz w:val="22"/>
+          <w:szCs w:val="22"/>
           <w:highlight w:val="yellow"/>
         </w:rPr>
         <w:t>BAGGIO ROBERTO</w:t>
+      </w:r>
+      <w:r>
+        <w:rPr>
+          <w:rFonts w:ascii="Bookman Old Style" w:hAnsi="Bookman Old Style"/>
+          <w:sz w:val="22"/>
+          <w:szCs w:val="22"/>
+        </w:rPr>
+        <w:t>}}</w:t>
       </w:r>
     </w:p>
     <w:p>
@@ -1299,9 +1475,25 @@
           <w:rFonts w:ascii="Bookman Old Style" w:hAnsi="Bookman Old Style"/>
           <w:sz w:val="22"/>
           <w:szCs w:val="22"/>
+        </w:rPr>
+        <w:t>{{</w:t>
+      </w:r>
+      <w:r>
+        <w:rPr>
+          <w:rFonts w:ascii="Bookman Old Style" w:hAnsi="Bookman Old Style"/>
+          <w:sz w:val="22"/>
+          <w:szCs w:val="22"/>
           <w:highlight w:val="yellow"/>
         </w:rPr>
         <w:t>BAGGIO ROBERTO</w:t>
+      </w:r>
+      <w:r>
+        <w:rPr>
+          <w:rFonts w:ascii="Bookman Old Style" w:hAnsi="Bookman Old Style"/>
+          <w:sz w:val="22"/>
+          <w:szCs w:val="22"/>
+        </w:rPr>
+        <w:t>}}</w:t>
       </w:r>
     </w:p>
     <w:p>
@@ -1604,7 +1796,33 @@
               <w:szCs w:val="14"/>
               <w:lang w:val="en-GB"/>
             </w:rPr>
-            <w:t xml:space="preserve">HQ Engineering S.r.l. </w:t>
+            <w:t xml:space="preserve">HQ Engineering </w:t>
+          </w:r>
+          <w:proofErr w:type="spellStart"/>
+          <w:r>
+            <w:rPr>
+              <w:rFonts w:cs="Arial"/>
+              <w:b/>
+              <w:smallCaps/>
+              <w:color w:val="365F91"/>
+              <w:sz w:val="18"/>
+              <w:szCs w:val="14"/>
+              <w:lang w:val="en-GB"/>
+            </w:rPr>
+            <w:t>S.r.l</w:t>
+          </w:r>
+          <w:proofErr w:type="spellEnd"/>
+          <w:r>
+            <w:rPr>
+              <w:rFonts w:cs="Arial"/>
+              <w:b/>
+              <w:smallCaps/>
+              <w:color w:val="365F91"/>
+              <w:sz w:val="18"/>
+              <w:szCs w:val="14"/>
+              <w:lang w:val="en-GB"/>
+            </w:rPr>
+            <w:t xml:space="preserve">. </w:t>
           </w:r>
         </w:p>
         <w:p>
@@ -1744,8 +1962,42 @@
               <w:sz w:val="14"/>
               <w:szCs w:val="14"/>
             </w:rPr>
-            <w:t>10.000 €  i.v.</w:t>
+            <w:t xml:space="preserve">10.000 </w:t>
           </w:r>
+          <w:proofErr w:type="gramStart"/>
+          <w:r>
+            <w:rPr>
+              <w:rFonts w:cs="Arial"/>
+              <w:smallCaps/>
+              <w:color w:val="365F91"/>
+              <w:sz w:val="14"/>
+              <w:szCs w:val="14"/>
+            </w:rPr>
+            <w:t xml:space="preserve">€  </w:t>
+          </w:r>
+          <w:proofErr w:type="spellStart"/>
+          <w:r>
+            <w:rPr>
+              <w:rFonts w:cs="Arial"/>
+              <w:smallCaps/>
+              <w:color w:val="365F91"/>
+              <w:sz w:val="14"/>
+              <w:szCs w:val="14"/>
+            </w:rPr>
+            <w:t>i.v</w:t>
+          </w:r>
+          <w:proofErr w:type="spellEnd"/>
+          <w:r>
+            <w:rPr>
+              <w:rFonts w:cs="Arial"/>
+              <w:smallCaps/>
+              <w:color w:val="365F91"/>
+              <w:sz w:val="14"/>
+              <w:szCs w:val="14"/>
+            </w:rPr>
+            <w:t>.</w:t>
+          </w:r>
+          <w:proofErr w:type="gramEnd"/>
         </w:p>
       </w:tc>
       <w:tc>
@@ -1912,6 +2164,7 @@
               <w:szCs w:val="14"/>
             </w:rPr>
           </w:pPr>
+          <w:proofErr w:type="gramStart"/>
           <w:r>
             <w:rPr>
               <w:rFonts w:cs="Arial"/>
@@ -1942,6 +2195,7 @@
             </w:rPr>
             <w:t xml:space="preserve"> Milano</w:t>
           </w:r>
+          <w:proofErr w:type="gramEnd"/>
         </w:p>
       </w:tc>
       <w:tc>
